--- a/doc/PRD_LangGraph_Migration.docx
+++ b/doc/PRD_LangGraph_Migration.docx
@@ -105,7 +105,7 @@
           <w:rFonts w:eastAsia="等线" w:ascii="Arial" w:cs="Arial" w:hAnsi="Arial"/>
           <w:sz w:val="22"/>
         </w:rPr>
-        <w:t xml:space="preserve"> v8.0（Phase 14 完成 + Frontend-Driven Dice + Reaction UI + AI Spellcasting + Control Spells）</w:t>
+        <w:t xml:space="preserve"> v0.8（Phase 15 完成 + PostgreSQL迁移 + Docker容器化 + SSL部署）</w:t>
       </w:r>
     </w:p>
     <w:p>
@@ -155,7 +155,7 @@
           <w:rFonts w:eastAsia="等线" w:ascii="Arial" w:cs="Arial" w:hAnsi="Arial"/>
           <w:sz w:val="22"/>
         </w:rPr>
-        <w:t xml:space="preserve"> 2026年4月5日</w:t>
+        <w:t xml:space="preserve"> 2026年4月6日</w:t>
       </w:r>
     </w:p>
     <w:p>
@@ -371,7 +371,7 @@
                 <w:rFonts w:eastAsia="等线" w:ascii="Arial" w:cs="Arial" w:hAnsi="Arial"/>
                 <w:sz w:val="22"/>
               </w:rPr>
-              <w:t>v1.0</w:t>
+              <w:t>v0.1</w:t>
             </w:r>
           </w:p>
         </w:tc>
@@ -421,7 +421,7 @@
                 <w:rFonts w:eastAsia="等线" w:ascii="Arial" w:cs="Arial" w:hAnsi="Arial"/>
                 <w:sz w:val="22"/>
               </w:rPr>
-              <w:t>初始文档创建，基础架构设计</w:t>
+              <w:t>项目启动，基础架构设计</w:t>
             </w:r>
           </w:p>
         </w:tc>
@@ -473,7 +473,7 @@
                 <w:rFonts w:eastAsia="等线" w:ascii="Arial" w:cs="Arial" w:hAnsi="Arial"/>
                 <w:sz w:val="22"/>
               </w:rPr>
-              <w:t>v2.0</w:t>
+              <w:t>v0.2</w:t>
             </w:r>
           </w:p>
         </w:tc>
@@ -575,7 +575,7 @@
                 <w:rFonts w:eastAsia="等线" w:ascii="Arial" w:cs="Arial" w:hAnsi="Arial"/>
                 <w:sz w:val="22"/>
               </w:rPr>
-              <w:t>v3.0</w:t>
+              <w:t>v0.3</w:t>
             </w:r>
           </w:p>
         </w:tc>
@@ -677,7 +677,7 @@
                 <w:rFonts w:eastAsia="等线" w:ascii="Arial" w:cs="Arial" w:hAnsi="Arial"/>
                 <w:sz w:val="22"/>
               </w:rPr>
-              <w:t>v4.0</w:t>
+              <w:t>v0.4</w:t>
             </w:r>
           </w:p>
         </w:tc>
@@ -779,7 +779,7 @@
                 <w:rFonts w:eastAsia="等线" w:ascii="Arial" w:cs="Arial" w:hAnsi="Arial"/>
                 <w:sz w:val="22"/>
               </w:rPr>
-              <w:t>v5.0</w:t>
+              <w:t>v0.5</w:t>
             </w:r>
           </w:p>
         </w:tc>
@@ -881,7 +881,7 @@
                 <w:rFonts w:eastAsia="等线" w:ascii="Arial" w:cs="Arial" w:hAnsi="Arial"/>
                 <w:sz w:val="22"/>
               </w:rPr>
-              <w:t>v6.0</w:t>
+              <w:t>v0.6</w:t>
             </w:r>
           </w:p>
         </w:tc>
@@ -983,7 +983,7 @@
                 <w:rFonts w:eastAsia="等线" w:ascii="Arial" w:cs="Arial" w:hAnsi="Arial"/>
                 <w:sz w:val="22"/>
               </w:rPr>
-              <w:t>v7.0</w:t>
+              <w:t>v0.7</w:t>
             </w:r>
           </w:p>
         </w:tc>
@@ -1085,7 +1085,7 @@
                 <w:rFonts w:eastAsia="等线" w:ascii="Arial" w:cs="Arial" w:hAnsi="Arial"/>
                 <w:sz w:val="22"/>
               </w:rPr>
-              <w:t>v8.0</w:t>
+              <w:t>v0.8</w:t>
             </w:r>
           </w:p>
         </w:tc>
@@ -1135,7 +1135,7 @@
                 <w:rFonts w:eastAsia="等线" w:ascii="Arial" w:cs="Arial" w:hAnsi="Arial"/>
                 <w:sz w:val="22"/>
               </w:rPr>
-              <w:t>Phase 14（前端驱动骰子、反应UI、控制法术、短休、法术过滤）</w:t>
+              <w:t>Phase 14-15（前端骰子+反应UI+控制法术+短休+PostgreSQL迁移+Docker+SSL部署）</w:t>
             </w:r>
           </w:p>
         </w:tc>
